--- a/public/downloads/Formularz-odstapienia-od-umowy-sprzedazy-wdoz.docx
+++ b/public/downloads/Formularz-odstapienia-od-umowy-sprzedazy-wdoz.docx
@@ -1,12 +1,12 @@
 
 <file path=word/document.xml><?xml version="1.0" encoding="utf-8"?>
-<w:document xmlns:wpc="http://schemas.microsoft.com/office/word/2010/wordprocessingCanvas" xmlns:cx="http://schemas.microsoft.com/office/drawing/2014/chartex" xmlns:cx1="http://schemas.microsoft.com/office/drawing/2015/9/8/chartex" xmlns:cx2="http://schemas.microsoft.com/office/drawing/2015/10/21/chartex" xmlns:cx3="http://schemas.microsoft.com/office/drawing/2016/5/9/chartex" xmlns:cx4="http://schemas.microsoft.com/office/drawing/2016/5/10/chartex" xmlns:cx5="http://schemas.microsoft.com/office/drawing/2016/5/11/chartex" xmlns:cx6="http://schemas.microsoft.com/office/drawing/2016/5/12/chartex" xmlns:cx7="http://schemas.microsoft.com/office/drawing/2016/5/13/chartex" xmlns:cx8="http://schemas.microsoft.com/office/drawing/2016/5/14/chartex" xmlns:mc="http://schemas.openxmlformats.org/markup-compatibility/2006" xmlns:aink="http://schemas.microsoft.com/office/drawing/2016/ink" xmlns:am3d="http://schemas.microsoft.com/office/drawing/2017/model3d" xmlns:o="urn:schemas-microsoft-com:office:office" xmlns:r="http://schemas.openxmlformats.org/officeDocument/2006/relationships" xmlns:m="http://schemas.openxmlformats.org/officeDocument/2006/math" xmlns:v="urn:schemas-microsoft-com:vml" xmlns:wp14="http://schemas.microsoft.com/office/word/2010/wordprocessingDrawing" xmlns:wp="http://schemas.openxmlformats.org/drawingml/2006/wordprocessingDrawing" xmlns:w10="urn:schemas-microsoft-com:office:word" xmlns:w="http://schemas.openxmlformats.org/wordprocessingml/2006/main" xmlns:w14="http://schemas.microsoft.com/office/word/2010/wordml" xmlns:w15="http://schemas.microsoft.com/office/word/2012/wordml" xmlns:w16cex="http://schemas.microsoft.com/office/word/2018/wordml/cex" xmlns:w16cid="http://schemas.microsoft.com/office/word/2016/wordml/cid" xmlns:w16="http://schemas.microsoft.com/office/word/2018/wordml" xmlns:w16sdtdh="http://schemas.microsoft.com/office/word/2020/wordml/sdtdatahash" xmlns:w16se="http://schemas.microsoft.com/office/word/2015/wordml/symex" xmlns:wpg="http://schemas.microsoft.com/office/word/2010/wordprocessingGroup" xmlns:wpi="http://schemas.microsoft.com/office/word/2010/wordprocessingInk" xmlns:wne="http://schemas.microsoft.com/office/word/2006/wordml" xmlns:wps="http://schemas.microsoft.com/office/word/2010/wordprocessingShape" mc:Ignorable="w14 w15 w16se w16cid w16 w16cex w16sdtdh wp14">
+<w:document xmlns:wpc="http://schemas.microsoft.com/office/word/2010/wordprocessingCanvas" xmlns:cx="http://schemas.microsoft.com/office/drawing/2014/chartex" xmlns:cx1="http://schemas.microsoft.com/office/drawing/2015/9/8/chartex" xmlns:cx2="http://schemas.microsoft.com/office/drawing/2015/10/21/chartex" xmlns:cx3="http://schemas.microsoft.com/office/drawing/2016/5/9/chartex" xmlns:cx4="http://schemas.microsoft.com/office/drawing/2016/5/10/chartex" xmlns:cx5="http://schemas.microsoft.com/office/drawing/2016/5/11/chartex" xmlns:cx6="http://schemas.microsoft.com/office/drawing/2016/5/12/chartex" xmlns:cx7="http://schemas.microsoft.com/office/drawing/2016/5/13/chartex" xmlns:cx8="http://schemas.microsoft.com/office/drawing/2016/5/14/chartex" xmlns:mc="http://schemas.openxmlformats.org/markup-compatibility/2006" xmlns:aink="http://schemas.microsoft.com/office/drawing/2016/ink" xmlns:am3d="http://schemas.microsoft.com/office/drawing/2017/model3d" xmlns:o="urn:schemas-microsoft-com:office:office" xmlns:oel="http://schemas.microsoft.com/office/2019/extlst" xmlns:r="http://schemas.openxmlformats.org/officeDocument/2006/relationships" xmlns:m="http://schemas.openxmlformats.org/officeDocument/2006/math" xmlns:v="urn:schemas-microsoft-com:vml" xmlns:wp14="http://schemas.microsoft.com/office/word/2010/wordprocessingDrawing" xmlns:wp="http://schemas.openxmlformats.org/drawingml/2006/wordprocessingDrawing" xmlns:w10="urn:schemas-microsoft-com:office:word" xmlns:w="http://schemas.openxmlformats.org/wordprocessingml/2006/main" xmlns:w14="http://schemas.microsoft.com/office/word/2010/wordml" xmlns:w15="http://schemas.microsoft.com/office/word/2012/wordml" xmlns:w16cex="http://schemas.microsoft.com/office/word/2018/wordml/cex" xmlns:w16cid="http://schemas.microsoft.com/office/word/2016/wordml/cid" xmlns:w16="http://schemas.microsoft.com/office/word/2018/wordml" xmlns:w16du="http://schemas.microsoft.com/office/word/2023/wordml/word16du" xmlns:w16sdtdh="http://schemas.microsoft.com/office/word/2020/wordml/sdtdatahash" xmlns:w16sdtfl="http://schemas.microsoft.com/office/word/2024/wordml/sdtformatlock" xmlns:w16se="http://schemas.microsoft.com/office/word/2015/wordml/symex" xmlns:wpg="http://schemas.microsoft.com/office/word/2010/wordprocessingGroup" xmlns:wpi="http://schemas.microsoft.com/office/word/2010/wordprocessingInk" xmlns:wne="http://schemas.microsoft.com/office/word/2006/wordml" xmlns:wps="http://schemas.microsoft.com/office/word/2010/wordprocessingShape" mc:Ignorable="w14 w15 w16se w16cid w16 w16cex w16sdtdh w16sdtfl w16du wp14">
   <w:body>
     <w:p>
       <w:pPr>
         <w:spacing w:before="100" w:beforeAutospacing="1" w:after="100" w:afterAutospacing="1" w:line="240" w:lineRule="auto"/>
         <w:rPr>
-          <w:rFonts w:eastAsia="Times New Roman" w:cs="Times New Roman" w:asciiTheme="majorHAnsi" w:hAnsiTheme="majorHAnsi"/>
+          <w:rFonts w:asciiTheme="majorHAnsi" w:eastAsia="Times New Roman" w:hAnsiTheme="majorHAnsi" w:cs="Times New Roman"/>
           <w:sz w:val="20"/>
           <w:szCs w:val="20"/>
           <w:lang w:val="pl-PL"/>
@@ -14,7 +14,7 @@
       </w:pPr>
       <w:r>
         <w:rPr>
-          <w:rFonts w:eastAsia="Times New Roman" w:cs="Times New Roman" w:asciiTheme="majorHAnsi" w:hAnsiTheme="majorHAnsi"/>
+          <w:rFonts w:asciiTheme="majorHAnsi" w:eastAsia="Times New Roman" w:hAnsiTheme="majorHAnsi" w:cs="Times New Roman"/>
           <w:sz w:val="20"/>
           <w:szCs w:val="20"/>
           <w:lang w:val="pl-PL"/>
@@ -45,7 +45,6 @@
         <w:tc>
           <w:tcPr>
             <w:tcW w:w="2500" w:type="pct"/>
-            <w:tcMar/>
             <w:vAlign w:val="center"/>
             <w:hideMark/>
           </w:tcPr>
@@ -53,7 +52,7 @@
             <w:pPr>
               <w:spacing w:line="240" w:lineRule="auto"/>
               <w:rPr>
-                <w:rFonts w:ascii="Calibri" w:hAnsi="Calibri" w:eastAsia="Times New Roman" w:cs="Times New Roman" w:asciiTheme="majorAscii" w:hAnsiTheme="majorAscii"/>
+                <w:rFonts w:asciiTheme="majorHAnsi" w:eastAsia="Times New Roman" w:hAnsiTheme="majorHAnsi" w:cs="Times New Roman"/>
                 <w:sz w:val="20"/>
                 <w:szCs w:val="20"/>
                 <w:lang w:val="pl-PL"/>
@@ -61,21 +60,21 @@
             </w:pPr>
             <w:r>
               <w:rPr>
-                <w:rFonts w:ascii="Calibri" w:hAnsi="Calibri" w:eastAsia="Times New Roman" w:cs="Times New Roman" w:asciiTheme="majorAscii" w:hAnsiTheme="majorAscii"/>
-                <w:b w:val="1"/>
-                <w:bCs w:val="1"/>
-                <w:sz w:val="20"/>
-                <w:szCs w:val="20"/>
-                <w:lang w:val="pl-PL"/>
-              </w:rPr>
-              <w:t xml:space="preserve">Apteka Wracam do Zdrowia </w:t>
+                <w:rFonts w:asciiTheme="majorHAnsi" w:eastAsia="Times New Roman" w:hAnsiTheme="majorHAnsi" w:cs="Times New Roman"/>
+                <w:b/>
+                <w:bCs/>
+                <w:sz w:val="20"/>
+                <w:szCs w:val="20"/>
+                <w:lang w:val="pl-PL"/>
+              </w:rPr>
+              <w:t xml:space="preserve">Wracam do Zdrowia </w:t>
             </w:r>
             <w:r>
               <w:br/>
             </w:r>
             <w:r>
               <w:rPr>
-                <w:rFonts w:ascii="Calibri" w:hAnsi="Calibri" w:eastAsia="Times New Roman" w:cs="Times New Roman" w:asciiTheme="majorAscii" w:hAnsiTheme="majorAscii"/>
+                <w:rFonts w:asciiTheme="majorHAnsi" w:eastAsia="Times New Roman" w:hAnsiTheme="majorHAnsi" w:cs="Times New Roman"/>
                 <w:sz w:val="20"/>
                 <w:szCs w:val="20"/>
                 <w:lang w:val="pl-PL"/>
@@ -87,7 +86,7 @@
             </w:r>
             <w:r>
               <w:rPr>
-                <w:rFonts w:ascii="Calibri" w:hAnsi="Calibri" w:eastAsia="Times New Roman" w:cs="Times New Roman" w:asciiTheme="majorAscii" w:hAnsiTheme="majorAscii"/>
+                <w:rFonts w:asciiTheme="majorHAnsi" w:eastAsia="Times New Roman" w:hAnsiTheme="majorHAnsi" w:cs="Times New Roman"/>
                 <w:sz w:val="20"/>
                 <w:szCs w:val="20"/>
                 <w:lang w:val="pl-PL"/>
@@ -99,7 +98,7 @@
             </w:r>
             <w:r>
               <w:rPr>
-                <w:rFonts w:ascii="Calibri" w:hAnsi="Calibri" w:eastAsia="Times New Roman" w:cs="Times New Roman" w:asciiTheme="majorAscii" w:hAnsiTheme="majorAscii"/>
+                <w:rFonts w:asciiTheme="majorHAnsi" w:eastAsia="Times New Roman" w:hAnsiTheme="majorHAnsi" w:cs="Times New Roman"/>
                 <w:sz w:val="20"/>
                 <w:szCs w:val="20"/>
                 <w:lang w:val="pl-PL"/>
@@ -108,7 +107,7 @@
             </w:r>
             <w:r>
               <w:rPr>
-                <w:rFonts w:ascii="Calibri" w:hAnsi="Calibri" w:eastAsia="Times New Roman" w:cs="Times New Roman" w:asciiTheme="majorAscii" w:hAnsiTheme="majorAscii"/>
+                <w:rFonts w:asciiTheme="majorHAnsi" w:eastAsia="Times New Roman" w:hAnsiTheme="majorHAnsi" w:cs="Times New Roman"/>
                 <w:sz w:val="20"/>
                 <w:szCs w:val="20"/>
                 <w:lang w:val="pl-PL"/>
@@ -117,7 +116,7 @@
             </w:r>
             <w:r>
               <w:rPr>
-                <w:rFonts w:ascii="Calibri" w:hAnsi="Calibri" w:eastAsia="Times New Roman" w:cs="Times New Roman" w:asciiTheme="majorAscii" w:hAnsiTheme="majorAscii"/>
+                <w:rFonts w:asciiTheme="majorHAnsi" w:eastAsia="Times New Roman" w:hAnsiTheme="majorHAnsi" w:cs="Times New Roman"/>
                 <w:sz w:val="20"/>
                 <w:szCs w:val="20"/>
                 <w:lang w:val="pl-PL"/>
@@ -126,16 +125,25 @@
             </w:r>
             <w:r>
               <w:rPr>
-                <w:rFonts w:ascii="Calibri" w:hAnsi="Calibri" w:eastAsia="Times New Roman" w:cs="Times New Roman" w:asciiTheme="majorAscii" w:hAnsiTheme="majorAscii"/>
-                <w:sz w:val="20"/>
-                <w:szCs w:val="20"/>
-                <w:lang w:val="pl-PL"/>
-              </w:rPr>
-              <w:t>wdoz</w:t>
-            </w:r>
-            <w:r>
-              <w:rPr>
-                <w:rFonts w:ascii="Calibri" w:hAnsi="Calibri" w:eastAsia="Times New Roman" w:cs="Times New Roman" w:asciiTheme="majorAscii" w:hAnsiTheme="majorAscii"/>
+                <w:rFonts w:asciiTheme="majorHAnsi" w:eastAsia="Times New Roman" w:hAnsiTheme="majorHAnsi" w:cs="Times New Roman"/>
+                <w:sz w:val="20"/>
+                <w:szCs w:val="20"/>
+                <w:lang w:val="pl-PL"/>
+              </w:rPr>
+              <w:t>w</w:t>
+            </w:r>
+            <w:r>
+              <w:rPr>
+                <w:rFonts w:asciiTheme="majorHAnsi" w:eastAsia="Times New Roman" w:hAnsiTheme="majorHAnsi" w:cs="Times New Roman"/>
+                <w:sz w:val="20"/>
+                <w:szCs w:val="20"/>
+                <w:lang w:val="pl-PL"/>
+              </w:rPr>
+              <w:t>racamdozdrowia</w:t>
+            </w:r>
+            <w:r>
+              <w:rPr>
+                <w:rFonts w:asciiTheme="majorHAnsi" w:eastAsia="Times New Roman" w:hAnsiTheme="majorHAnsi" w:cs="Times New Roman"/>
                 <w:sz w:val="20"/>
                 <w:szCs w:val="20"/>
                 <w:lang w:val="pl-PL"/>
@@ -147,7 +155,7 @@
             </w:r>
             <w:r>
               <w:rPr>
-                <w:rFonts w:ascii="Calibri" w:hAnsi="Calibri" w:eastAsia="Times New Roman" w:cs="Times New Roman" w:asciiTheme="majorAscii" w:hAnsiTheme="majorAscii"/>
+                <w:rFonts w:asciiTheme="majorHAnsi" w:eastAsia="Times New Roman" w:hAnsiTheme="majorHAnsi" w:cs="Times New Roman"/>
                 <w:sz w:val="20"/>
                 <w:szCs w:val="20"/>
                 <w:lang w:val="pl-PL"/>
@@ -156,7 +164,7 @@
             </w:r>
             <w:r>
               <w:rPr>
-                <w:rFonts w:ascii="Calibri" w:hAnsi="Calibri" w:eastAsia="Times New Roman" w:cs="Times New Roman" w:asciiTheme="majorAscii" w:hAnsiTheme="majorAscii"/>
+                <w:rFonts w:asciiTheme="majorHAnsi" w:eastAsia="Times New Roman" w:hAnsiTheme="majorHAnsi" w:cs="Times New Roman"/>
                 <w:sz w:val="20"/>
                 <w:szCs w:val="20"/>
                 <w:lang w:val="pl-PL"/>
@@ -168,7 +176,6 @@
         <w:tc>
           <w:tcPr>
             <w:tcW w:w="2500" w:type="pct"/>
-            <w:tcMar/>
             <w:hideMark/>
           </w:tcPr>
           <w:p>
@@ -176,7 +183,7 @@
               <w:spacing w:line="240" w:lineRule="auto"/>
               <w:jc w:val="right"/>
               <w:rPr>
-                <w:rFonts w:eastAsia="Times New Roman" w:cs="Times New Roman" w:asciiTheme="majorHAnsi" w:hAnsiTheme="majorHAnsi"/>
+                <w:rFonts w:asciiTheme="majorHAnsi" w:eastAsia="Times New Roman" w:hAnsiTheme="majorHAnsi" w:cs="Times New Roman"/>
                 <w:sz w:val="20"/>
                 <w:szCs w:val="20"/>
                 <w:lang w:val="pl-PL"/>
@@ -184,7 +191,7 @@
             </w:pPr>
             <w:r>
               <w:rPr>
-                <w:rFonts w:eastAsia="Times New Roman" w:cs="Times New Roman" w:asciiTheme="majorHAnsi" w:hAnsiTheme="majorHAnsi"/>
+                <w:rFonts w:asciiTheme="majorHAnsi" w:eastAsia="Times New Roman" w:hAnsiTheme="majorHAnsi" w:cs="Times New Roman"/>
                 <w:sz w:val="20"/>
                 <w:szCs w:val="20"/>
                 <w:lang w:val="pl-PL"/>
@@ -199,7 +206,7 @@
       <w:pPr>
         <w:spacing w:before="100" w:beforeAutospacing="1" w:after="240" w:line="240" w:lineRule="auto"/>
         <w:rPr>
-          <w:rFonts w:eastAsia="Times New Roman" w:cs="Times New Roman" w:asciiTheme="majorHAnsi" w:hAnsiTheme="majorHAnsi"/>
+          <w:rFonts w:asciiTheme="majorHAnsi" w:eastAsia="Times New Roman" w:hAnsiTheme="majorHAnsi" w:cs="Times New Roman"/>
           <w:sz w:val="20"/>
           <w:szCs w:val="20"/>
           <w:lang w:val="pl-PL"/>
@@ -207,7 +214,7 @@
       </w:pPr>
       <w:r>
         <w:rPr>
-          <w:rFonts w:eastAsia="Times New Roman" w:cs="Times New Roman" w:asciiTheme="majorHAnsi" w:hAnsiTheme="majorHAnsi"/>
+          <w:rFonts w:asciiTheme="majorHAnsi" w:eastAsia="Times New Roman" w:hAnsiTheme="majorHAnsi" w:cs="Times New Roman"/>
           <w:sz w:val="20"/>
           <w:szCs w:val="20"/>
           <w:lang w:val="pl-PL"/>
@@ -216,7 +223,7 @@
       </w:r>
       <w:r>
         <w:rPr>
-          <w:rFonts w:eastAsia="Times New Roman" w:cs="Times New Roman" w:asciiTheme="majorHAnsi" w:hAnsiTheme="majorHAnsi"/>
+          <w:rFonts w:asciiTheme="majorHAnsi" w:eastAsia="Times New Roman" w:hAnsiTheme="majorHAnsi" w:cs="Times New Roman"/>
           <w:sz w:val="20"/>
           <w:szCs w:val="20"/>
           <w:lang w:val="pl-PL"/>
@@ -254,7 +261,7 @@
             <w:pPr>
               <w:spacing w:line="240" w:lineRule="auto"/>
               <w:rPr>
-                <w:rFonts w:eastAsia="Times New Roman" w:cs="Times New Roman" w:asciiTheme="majorHAnsi" w:hAnsiTheme="majorHAnsi"/>
+                <w:rFonts w:asciiTheme="majorHAnsi" w:eastAsia="Times New Roman" w:hAnsiTheme="majorHAnsi" w:cs="Times New Roman"/>
                 <w:sz w:val="20"/>
                 <w:szCs w:val="20"/>
                 <w:lang w:val="pl-PL"/>
@@ -262,7 +269,7 @@
             </w:pPr>
             <w:r>
               <w:rPr>
-                <w:rFonts w:eastAsia="Times New Roman" w:cs="Times New Roman" w:asciiTheme="majorHAnsi" w:hAnsiTheme="majorHAnsi"/>
+                <w:rFonts w:asciiTheme="majorHAnsi" w:eastAsia="Times New Roman" w:hAnsiTheme="majorHAnsi" w:cs="Times New Roman"/>
                 <w:b/>
                 <w:bCs/>
                 <w:sz w:val="20"/>
@@ -273,7 +280,7 @@
             </w:r>
             <w:r>
               <w:rPr>
-                <w:rFonts w:eastAsia="Times New Roman" w:cs="Times New Roman" w:asciiTheme="majorHAnsi" w:hAnsiTheme="majorHAnsi"/>
+                <w:rFonts w:asciiTheme="majorHAnsi" w:eastAsia="Times New Roman" w:hAnsiTheme="majorHAnsi" w:cs="Times New Roman"/>
                 <w:sz w:val="20"/>
                 <w:szCs w:val="20"/>
                 <w:lang w:val="pl-PL"/>
@@ -292,7 +299,7 @@
             <w:pPr>
               <w:spacing w:line="240" w:lineRule="auto"/>
               <w:rPr>
-                <w:rFonts w:eastAsia="Times New Roman" w:cs="Times New Roman" w:asciiTheme="majorHAnsi" w:hAnsiTheme="majorHAnsi"/>
+                <w:rFonts w:asciiTheme="majorHAnsi" w:eastAsia="Times New Roman" w:hAnsiTheme="majorHAnsi" w:cs="Times New Roman"/>
                 <w:sz w:val="20"/>
                 <w:szCs w:val="20"/>
                 <w:lang w:val="pl-PL"/>
@@ -300,7 +307,7 @@
             </w:pPr>
             <w:r>
               <w:rPr>
-                <w:rFonts w:eastAsia="Times New Roman" w:cs="Times New Roman" w:asciiTheme="majorHAnsi" w:hAnsiTheme="majorHAnsi"/>
+                <w:rFonts w:asciiTheme="majorHAnsi" w:eastAsia="Times New Roman" w:hAnsiTheme="majorHAnsi" w:cs="Times New Roman"/>
                 <w:sz w:val="20"/>
                 <w:szCs w:val="20"/>
                 <w:lang w:val="pl-PL"/>
@@ -324,7 +331,7 @@
             <w:pPr>
               <w:spacing w:line="240" w:lineRule="auto"/>
               <w:rPr>
-                <w:rFonts w:eastAsia="Times New Roman" w:cs="Times New Roman" w:asciiTheme="majorHAnsi" w:hAnsiTheme="majorHAnsi"/>
+                <w:rFonts w:asciiTheme="majorHAnsi" w:eastAsia="Times New Roman" w:hAnsiTheme="majorHAnsi" w:cs="Times New Roman"/>
                 <w:sz w:val="20"/>
                 <w:szCs w:val="20"/>
                 <w:lang w:val="pl-PL"/>
@@ -332,7 +339,7 @@
             </w:pPr>
             <w:r>
               <w:rPr>
-                <w:rFonts w:eastAsia="Times New Roman" w:cs="Times New Roman" w:asciiTheme="majorHAnsi" w:hAnsiTheme="majorHAnsi"/>
+                <w:rFonts w:asciiTheme="majorHAnsi" w:eastAsia="Times New Roman" w:hAnsiTheme="majorHAnsi" w:cs="Times New Roman"/>
                 <w:b/>
                 <w:bCs/>
                 <w:sz w:val="20"/>
@@ -353,7 +360,7 @@
             <w:pPr>
               <w:spacing w:line="240" w:lineRule="auto"/>
               <w:rPr>
-                <w:rFonts w:eastAsia="Times New Roman" w:cs="Times New Roman" w:asciiTheme="majorHAnsi" w:hAnsiTheme="majorHAnsi"/>
+                <w:rFonts w:asciiTheme="majorHAnsi" w:eastAsia="Times New Roman" w:hAnsiTheme="majorHAnsi" w:cs="Times New Roman"/>
                 <w:sz w:val="20"/>
                 <w:szCs w:val="20"/>
                 <w:lang w:val="pl-PL"/>
@@ -361,7 +368,7 @@
             </w:pPr>
             <w:r>
               <w:rPr>
-                <w:rFonts w:eastAsia="Times New Roman" w:cs="Times New Roman" w:asciiTheme="majorHAnsi" w:hAnsiTheme="majorHAnsi"/>
+                <w:rFonts w:asciiTheme="majorHAnsi" w:eastAsia="Times New Roman" w:hAnsiTheme="majorHAnsi" w:cs="Times New Roman"/>
                 <w:sz w:val="20"/>
                 <w:szCs w:val="20"/>
                 <w:lang w:val="pl-PL"/>
@@ -376,7 +383,7 @@
       <w:pPr>
         <w:spacing w:before="100" w:beforeAutospacing="1" w:after="240" w:line="240" w:lineRule="auto"/>
         <w:rPr>
-          <w:rFonts w:eastAsia="Times New Roman" w:cs="Times New Roman" w:asciiTheme="majorHAnsi" w:hAnsiTheme="majorHAnsi"/>
+          <w:rFonts w:asciiTheme="majorHAnsi" w:eastAsia="Times New Roman" w:hAnsiTheme="majorHAnsi" w:cs="Times New Roman"/>
           <w:sz w:val="20"/>
           <w:szCs w:val="20"/>
           <w:lang w:val="pl-PL"/>
@@ -384,7 +391,7 @@
       </w:pPr>
       <w:r>
         <w:rPr>
-          <w:rFonts w:eastAsia="Times New Roman" w:cs="Times New Roman" w:asciiTheme="majorHAnsi" w:hAnsiTheme="majorHAnsi"/>
+          <w:rFonts w:asciiTheme="majorHAnsi" w:eastAsia="Times New Roman" w:hAnsiTheme="majorHAnsi" w:cs="Times New Roman"/>
           <w:sz w:val="20"/>
           <w:szCs w:val="20"/>
           <w:lang w:val="pl-PL"/>
@@ -398,7 +405,7 @@
         <w:jc w:val="center"/>
         <w:outlineLvl w:val="0"/>
         <w:rPr>
-          <w:rFonts w:eastAsia="Times New Roman" w:cs="Times New Roman" w:asciiTheme="majorHAnsi" w:hAnsiTheme="majorHAnsi"/>
+          <w:rFonts w:asciiTheme="majorHAnsi" w:eastAsia="Times New Roman" w:hAnsiTheme="majorHAnsi" w:cs="Times New Roman"/>
           <w:b/>
           <w:bCs/>
           <w:kern w:val="36"/>
@@ -409,7 +416,7 @@
       </w:pPr>
       <w:r>
         <w:rPr>
-          <w:rFonts w:eastAsia="Times New Roman" w:cs="Times New Roman" w:asciiTheme="majorHAnsi" w:hAnsiTheme="majorHAnsi"/>
+          <w:rFonts w:asciiTheme="majorHAnsi" w:eastAsia="Times New Roman" w:hAnsiTheme="majorHAnsi" w:cs="Times New Roman"/>
           <w:b/>
           <w:bCs/>
           <w:kern w:val="36"/>
@@ -425,7 +432,7 @@
         <w:spacing w:line="240" w:lineRule="auto"/>
         <w:jc w:val="center"/>
         <w:rPr>
-          <w:rFonts w:eastAsia="Times New Roman" w:cs="Times New Roman" w:asciiTheme="majorHAnsi" w:hAnsiTheme="majorHAnsi"/>
+          <w:rFonts w:asciiTheme="majorHAnsi" w:eastAsia="Times New Roman" w:hAnsiTheme="majorHAnsi" w:cs="Times New Roman"/>
           <w:sz w:val="20"/>
           <w:szCs w:val="20"/>
           <w:lang w:val="pl-PL"/>
@@ -433,7 +440,7 @@
       </w:pPr>
       <w:r>
         <w:rPr>
-          <w:rFonts w:eastAsia="Times New Roman" w:cs="Times New Roman" w:asciiTheme="majorHAnsi" w:hAnsiTheme="majorHAnsi"/>
+          <w:rFonts w:asciiTheme="majorHAnsi" w:eastAsia="Times New Roman" w:hAnsiTheme="majorHAnsi" w:cs="Times New Roman"/>
           <w:sz w:val="20"/>
           <w:szCs w:val="20"/>
           <w:lang w:val="pl-PL"/>
@@ -445,7 +452,7 @@
       <w:pPr>
         <w:spacing w:before="100" w:beforeAutospacing="1" w:after="100" w:afterAutospacing="1" w:line="240" w:lineRule="auto"/>
         <w:rPr>
-          <w:rFonts w:eastAsia="Times New Roman" w:cs="Times New Roman" w:asciiTheme="majorHAnsi" w:hAnsiTheme="majorHAnsi"/>
+          <w:rFonts w:asciiTheme="majorHAnsi" w:eastAsia="Times New Roman" w:hAnsiTheme="majorHAnsi" w:cs="Times New Roman"/>
           <w:sz w:val="20"/>
           <w:szCs w:val="20"/>
           <w:lang w:val="pl-PL"/>
@@ -453,7 +460,7 @@
       </w:pPr>
       <w:r>
         <w:rPr>
-          <w:rFonts w:eastAsia="Times New Roman" w:cs="Times New Roman" w:asciiTheme="majorHAnsi" w:hAnsiTheme="majorHAnsi"/>
+          <w:rFonts w:asciiTheme="majorHAnsi" w:eastAsia="Times New Roman" w:hAnsiTheme="majorHAnsi" w:cs="Times New Roman"/>
           <w:sz w:val="20"/>
           <w:szCs w:val="20"/>
           <w:lang w:val="pl-PL"/>
@@ -462,7 +469,7 @@
       </w:r>
       <w:r>
         <w:rPr>
-          <w:rFonts w:eastAsia="Times New Roman" w:cs="Times New Roman" w:asciiTheme="majorHAnsi" w:hAnsiTheme="majorHAnsi"/>
+          <w:rFonts w:asciiTheme="majorHAnsi" w:eastAsia="Times New Roman" w:hAnsiTheme="majorHAnsi" w:cs="Times New Roman"/>
           <w:sz w:val="20"/>
           <w:szCs w:val="20"/>
           <w:lang w:val="pl-PL"/>
@@ -471,20 +478,12 @@
       </w:r>
       <w:r>
         <w:rPr>
-          <w:rFonts w:eastAsia="Times New Roman" w:cs="Times New Roman" w:asciiTheme="majorHAnsi" w:hAnsiTheme="majorHAnsi"/>
+          <w:rFonts w:asciiTheme="majorHAnsi" w:eastAsia="Times New Roman" w:hAnsiTheme="majorHAnsi" w:cs="Times New Roman"/>
           <w:sz w:val="20"/>
           <w:szCs w:val="20"/>
           <w:lang w:val="pl-PL"/>
         </w:rPr>
         <w:br/>
-      </w:r>
-      <w:r>
-        <w:rPr>
-          <w:rFonts w:eastAsia="Times New Roman" w:cs="Times New Roman" w:asciiTheme="majorHAnsi" w:hAnsiTheme="majorHAnsi"/>
-          <w:sz w:val="20"/>
-          <w:szCs w:val="20"/>
-          <w:lang w:val="pl-PL"/>
-        </w:rPr>
         <w:t>Niniejszym informuję o odstąpieniu od umowy sprzedaży następującego produktu:</w:t>
       </w:r>
     </w:p>
@@ -493,7 +492,7 @@
         <w:spacing w:before="100" w:beforeAutospacing="1" w:after="100" w:afterAutospacing="1" w:line="240" w:lineRule="auto"/>
         <w:outlineLvl w:val="1"/>
         <w:rPr>
-          <w:rFonts w:eastAsia="Times New Roman" w:cs="Times New Roman" w:asciiTheme="majorHAnsi" w:hAnsiTheme="majorHAnsi"/>
+          <w:rFonts w:asciiTheme="majorHAnsi" w:eastAsia="Times New Roman" w:hAnsiTheme="majorHAnsi" w:cs="Times New Roman"/>
           <w:b/>
           <w:bCs/>
           <w:sz w:val="20"/>
@@ -503,7 +502,7 @@
       </w:pPr>
       <w:r>
         <w:rPr>
-          <w:rFonts w:eastAsia="Times New Roman" w:cs="Times New Roman" w:asciiTheme="majorHAnsi" w:hAnsiTheme="majorHAnsi"/>
+          <w:rFonts w:asciiTheme="majorHAnsi" w:eastAsia="Times New Roman" w:hAnsiTheme="majorHAnsi" w:cs="Times New Roman"/>
           <w:b/>
           <w:bCs/>
           <w:sz w:val="20"/>
@@ -517,7 +516,7 @@
       <w:pPr>
         <w:spacing w:before="100" w:beforeAutospacing="1" w:after="240" w:line="240" w:lineRule="auto"/>
         <w:rPr>
-          <w:rFonts w:eastAsia="Times New Roman" w:cs="Times New Roman" w:asciiTheme="majorHAnsi" w:hAnsiTheme="majorHAnsi"/>
+          <w:rFonts w:asciiTheme="majorHAnsi" w:eastAsia="Times New Roman" w:hAnsiTheme="majorHAnsi" w:cs="Times New Roman"/>
           <w:sz w:val="20"/>
           <w:szCs w:val="20"/>
           <w:lang w:val="pl-PL"/>
@@ -525,20 +524,12 @@
       </w:pPr>
       <w:r>
         <w:rPr>
-          <w:rFonts w:eastAsia="Times New Roman" w:cs="Times New Roman" w:asciiTheme="majorHAnsi" w:hAnsiTheme="majorHAnsi"/>
+          <w:rFonts w:asciiTheme="majorHAnsi" w:eastAsia="Times New Roman" w:hAnsiTheme="majorHAnsi" w:cs="Times New Roman"/>
           <w:sz w:val="20"/>
           <w:szCs w:val="20"/>
           <w:lang w:val="pl-PL"/>
         </w:rPr>
         <w:br/>
-      </w:r>
-      <w:r>
-        <w:rPr>
-          <w:rFonts w:eastAsia="Times New Roman" w:cs="Times New Roman" w:asciiTheme="majorHAnsi" w:hAnsiTheme="majorHAnsi"/>
-          <w:sz w:val="20"/>
-          <w:szCs w:val="20"/>
-          <w:lang w:val="pl-PL"/>
-        </w:rPr>
         <w:t xml:space="preserve">................................................................................................................................................................... </w:t>
       </w:r>
     </w:p>
@@ -547,7 +538,7 @@
         <w:spacing w:before="100" w:beforeAutospacing="1" w:after="100" w:afterAutospacing="1" w:line="240" w:lineRule="auto"/>
         <w:outlineLvl w:val="1"/>
         <w:rPr>
-          <w:rFonts w:eastAsia="Times New Roman" w:cs="Times New Roman" w:asciiTheme="majorHAnsi" w:hAnsiTheme="majorHAnsi"/>
+          <w:rFonts w:asciiTheme="majorHAnsi" w:eastAsia="Times New Roman" w:hAnsiTheme="majorHAnsi" w:cs="Times New Roman"/>
           <w:b/>
           <w:bCs/>
           <w:sz w:val="20"/>
@@ -557,7 +548,7 @@
       </w:pPr>
       <w:r>
         <w:rPr>
-          <w:rFonts w:eastAsia="Times New Roman" w:cs="Times New Roman" w:asciiTheme="majorHAnsi" w:hAnsiTheme="majorHAnsi"/>
+          <w:rFonts w:asciiTheme="majorHAnsi" w:eastAsia="Times New Roman" w:hAnsiTheme="majorHAnsi" w:cs="Times New Roman"/>
           <w:b/>
           <w:bCs/>
           <w:sz w:val="20"/>
@@ -571,7 +562,7 @@
       <w:pPr>
         <w:spacing w:before="100" w:beforeAutospacing="1" w:after="100" w:afterAutospacing="1" w:line="240" w:lineRule="auto"/>
         <w:rPr>
-          <w:rFonts w:eastAsia="Times New Roman" w:cs="Times New Roman" w:asciiTheme="majorHAnsi" w:hAnsiTheme="majorHAnsi"/>
+          <w:rFonts w:asciiTheme="majorHAnsi" w:eastAsia="Times New Roman" w:hAnsiTheme="majorHAnsi" w:cs="Times New Roman"/>
           <w:sz w:val="20"/>
           <w:szCs w:val="20"/>
           <w:lang w:val="pl-PL"/>
@@ -579,25 +570,17 @@
       </w:pPr>
       <w:r>
         <w:rPr>
-          <w:rFonts w:eastAsia="Times New Roman" w:cs="Times New Roman" w:asciiTheme="majorHAnsi" w:hAnsiTheme="majorHAnsi"/>
+          <w:rFonts w:asciiTheme="majorHAnsi" w:eastAsia="Times New Roman" w:hAnsiTheme="majorHAnsi" w:cs="Times New Roman"/>
           <w:sz w:val="20"/>
           <w:szCs w:val="20"/>
           <w:lang w:val="pl-PL"/>
         </w:rPr>
         <w:br/>
-      </w:r>
-      <w:r>
-        <w:rPr>
-          <w:rFonts w:eastAsia="Times New Roman" w:cs="Times New Roman" w:asciiTheme="majorHAnsi" w:hAnsiTheme="majorHAnsi"/>
-          <w:sz w:val="20"/>
-          <w:szCs w:val="20"/>
-          <w:lang w:val="pl-PL"/>
-        </w:rPr>
         <w:t xml:space="preserve">................................................................................................................................................................... </w:t>
       </w:r>
       <w:r>
         <w:rPr>
-          <w:rFonts w:eastAsia="Times New Roman" w:cs="Times New Roman" w:asciiTheme="majorHAnsi" w:hAnsiTheme="majorHAnsi"/>
+          <w:rFonts w:asciiTheme="majorHAnsi" w:eastAsia="Times New Roman" w:hAnsiTheme="majorHAnsi" w:cs="Times New Roman"/>
           <w:sz w:val="20"/>
           <w:szCs w:val="20"/>
           <w:lang w:val="pl-PL"/>
@@ -606,7 +589,7 @@
       </w:r>
       <w:r>
         <w:rPr>
-          <w:rFonts w:eastAsia="Times New Roman" w:cs="Times New Roman" w:asciiTheme="majorHAnsi" w:hAnsiTheme="majorHAnsi"/>
+          <w:rFonts w:asciiTheme="majorHAnsi" w:eastAsia="Times New Roman" w:hAnsiTheme="majorHAnsi" w:cs="Times New Roman"/>
           <w:sz w:val="20"/>
           <w:szCs w:val="20"/>
           <w:lang w:val="pl-PL"/>
@@ -615,7 +598,7 @@
       </w:r>
       <w:r>
         <w:rPr>
-          <w:rFonts w:eastAsia="Times New Roman" w:cs="Times New Roman" w:asciiTheme="majorHAnsi" w:hAnsiTheme="majorHAnsi"/>
+          <w:rFonts w:asciiTheme="majorHAnsi" w:eastAsia="Times New Roman" w:hAnsiTheme="majorHAnsi" w:cs="Times New Roman"/>
           <w:sz w:val="20"/>
           <w:szCs w:val="20"/>
           <w:lang w:val="pl-PL"/>
@@ -624,7 +607,7 @@
       </w:r>
       <w:r>
         <w:rPr>
-          <w:rFonts w:eastAsia="Times New Roman" w:cs="Times New Roman" w:asciiTheme="majorHAnsi" w:hAnsiTheme="majorHAnsi"/>
+          <w:rFonts w:asciiTheme="majorHAnsi" w:eastAsia="Times New Roman" w:hAnsiTheme="majorHAnsi" w:cs="Times New Roman"/>
           <w:sz w:val="20"/>
           <w:szCs w:val="20"/>
           <w:lang w:val="pl-PL"/>
@@ -633,7 +616,7 @@
       </w:r>
       <w:r>
         <w:rPr>
-          <w:rFonts w:eastAsia="Times New Roman" w:cs="Times New Roman" w:asciiTheme="majorHAnsi" w:hAnsiTheme="majorHAnsi"/>
+          <w:rFonts w:asciiTheme="majorHAnsi" w:eastAsia="Times New Roman" w:hAnsiTheme="majorHAnsi" w:cs="Times New Roman"/>
           <w:sz w:val="20"/>
           <w:szCs w:val="20"/>
           <w:lang w:val="pl-PL"/>
@@ -645,7 +628,7 @@
       <w:pPr>
         <w:spacing w:before="100" w:beforeAutospacing="1" w:after="100" w:afterAutospacing="1" w:line="240" w:lineRule="auto"/>
         <w:rPr>
-          <w:rFonts w:eastAsia="Times New Roman" w:cs="Times New Roman" w:asciiTheme="majorHAnsi" w:hAnsiTheme="majorHAnsi"/>
+          <w:rFonts w:asciiTheme="majorHAnsi" w:eastAsia="Times New Roman" w:hAnsiTheme="majorHAnsi" w:cs="Times New Roman"/>
           <w:sz w:val="20"/>
           <w:szCs w:val="20"/>
           <w:lang w:val="pl-PL"/>
@@ -656,7 +639,7 @@
       <w:pPr>
         <w:spacing w:before="100" w:beforeAutospacing="1" w:after="100" w:afterAutospacing="1" w:line="240" w:lineRule="auto"/>
         <w:rPr>
-          <w:rFonts w:eastAsia="Times New Roman" w:cs="Times New Roman" w:asciiTheme="majorHAnsi" w:hAnsiTheme="majorHAnsi"/>
+          <w:rFonts w:asciiTheme="majorHAnsi" w:eastAsia="Times New Roman" w:hAnsiTheme="majorHAnsi" w:cs="Times New Roman"/>
           <w:sz w:val="20"/>
           <w:szCs w:val="20"/>
           <w:lang w:val="pl-PL"/>
@@ -664,7 +647,7 @@
       </w:pPr>
       <w:r>
         <w:rPr>
-          <w:rFonts w:eastAsia="Times New Roman" w:cs="Times New Roman" w:asciiTheme="majorHAnsi" w:hAnsiTheme="majorHAnsi"/>
+          <w:rFonts w:asciiTheme="majorHAnsi" w:eastAsia="Times New Roman" w:hAnsiTheme="majorHAnsi" w:cs="Times New Roman"/>
           <w:sz w:val="20"/>
           <w:szCs w:val="20"/>
           <w:lang w:val="pl-PL"/>
@@ -673,7 +656,7 @@
       </w:r>
       <w:r>
         <w:rPr>
-          <w:rFonts w:eastAsia="Times New Roman" w:cs="Times New Roman" w:asciiTheme="majorHAnsi" w:hAnsiTheme="majorHAnsi"/>
+          <w:rFonts w:asciiTheme="majorHAnsi" w:eastAsia="Times New Roman" w:hAnsiTheme="majorHAnsi" w:cs="Times New Roman"/>
           <w:sz w:val="20"/>
           <w:szCs w:val="20"/>
           <w:lang w:val="pl-PL"/>
@@ -682,7 +665,7 @@
       </w:r>
       <w:r>
         <w:rPr>
-          <w:rFonts w:eastAsia="Times New Roman" w:cs="Times New Roman" w:asciiTheme="majorHAnsi" w:hAnsiTheme="majorHAnsi"/>
+          <w:rFonts w:asciiTheme="majorHAnsi" w:eastAsia="Times New Roman" w:hAnsiTheme="majorHAnsi" w:cs="Times New Roman"/>
           <w:sz w:val="20"/>
           <w:szCs w:val="20"/>
           <w:lang w:val="pl-PL"/>
@@ -691,7 +674,7 @@
       </w:r>
       <w:r>
         <w:rPr>
-          <w:rFonts w:eastAsia="Times New Roman" w:cs="Times New Roman" w:asciiTheme="majorHAnsi" w:hAnsiTheme="majorHAnsi"/>
+          <w:rFonts w:asciiTheme="majorHAnsi" w:eastAsia="Times New Roman" w:hAnsiTheme="majorHAnsi" w:cs="Times New Roman"/>
           <w:sz w:val="20"/>
           <w:szCs w:val="20"/>
           <w:lang w:val="pl-PL"/>
@@ -700,7 +683,7 @@
       </w:r>
       <w:r>
         <w:rPr>
-          <w:rFonts w:eastAsia="Times New Roman" w:cs="Times New Roman" w:asciiTheme="majorHAnsi" w:hAnsiTheme="majorHAnsi"/>
+          <w:rFonts w:asciiTheme="majorHAnsi" w:eastAsia="Times New Roman" w:hAnsiTheme="majorHAnsi" w:cs="Times New Roman"/>
           <w:sz w:val="20"/>
           <w:szCs w:val="20"/>
           <w:lang w:val="pl-PL"/>
@@ -709,25 +692,17 @@
       </w:r>
       <w:r>
         <w:rPr>
-          <w:rFonts w:eastAsia="Times New Roman" w:cs="Times New Roman" w:asciiTheme="majorHAnsi" w:hAnsiTheme="majorHAnsi"/>
+          <w:rFonts w:asciiTheme="majorHAnsi" w:eastAsia="Times New Roman" w:hAnsiTheme="majorHAnsi" w:cs="Times New Roman"/>
           <w:sz w:val="20"/>
           <w:szCs w:val="20"/>
           <w:lang w:val="pl-PL"/>
         </w:rPr>
         <w:br/>
-      </w:r>
-      <w:r>
-        <w:rPr>
-          <w:rFonts w:eastAsia="Times New Roman" w:cs="Times New Roman" w:asciiTheme="majorHAnsi" w:hAnsiTheme="majorHAnsi"/>
-          <w:sz w:val="20"/>
-          <w:szCs w:val="20"/>
-          <w:lang w:val="pl-PL"/>
-        </w:rPr>
         <w:t>.....................................</w:t>
       </w:r>
     </w:p>
     <w:sectPr>
-      <w:pgSz w:w="11909" w:h="16834" w:orient="portrait"/>
+      <w:pgSz w:w="11909" w:h="16834"/>
       <w:pgMar w:top="1440" w:right="1440" w:bottom="1440" w:left="1440" w:header="720" w:footer="720" w:gutter="0"/>
       <w:pgNumType w:start="1"/>
       <w:cols w:space="708"/>
@@ -737,11 +712,11 @@
 </file>
 
 <file path=word/styles.xml><?xml version="1.0" encoding="utf-8"?>
-<w:styles xmlns:wp14="http://schemas.microsoft.com/office/word/2010/wordprocessingDrawing" xmlns:mc="http://schemas.openxmlformats.org/markup-compatibility/2006" xmlns:r="http://schemas.openxmlformats.org/officeDocument/2006/relationships" xmlns:w="http://schemas.openxmlformats.org/wordprocessingml/2006/main" xmlns:w14="http://schemas.microsoft.com/office/word/2010/wordml" xmlns:w15="http://schemas.microsoft.com/office/word/2012/wordml" xmlns:w16cex="http://schemas.microsoft.com/office/word/2018/wordml/cex" xmlns:w16cid="http://schemas.microsoft.com/office/word/2016/wordml/cid" xmlns:w16="http://schemas.microsoft.com/office/word/2018/wordml" xmlns:w16sdtdh="http://schemas.microsoft.com/office/word/2020/wordml/sdtdatahash" xmlns:w16se="http://schemas.microsoft.com/office/word/2015/wordml/symex" mc:Ignorable="w14 w15 w16se w16cid w16 w16cex w16sdtdh wp14">
+<w:styles xmlns:mc="http://schemas.openxmlformats.org/markup-compatibility/2006" xmlns:r="http://schemas.openxmlformats.org/officeDocument/2006/relationships" xmlns:w="http://schemas.openxmlformats.org/wordprocessingml/2006/main" xmlns:w14="http://schemas.microsoft.com/office/word/2010/wordml" xmlns:w15="http://schemas.microsoft.com/office/word/2012/wordml" xmlns:w16cex="http://schemas.microsoft.com/office/word/2018/wordml/cex" xmlns:w16cid="http://schemas.microsoft.com/office/word/2016/wordml/cid" xmlns:w16="http://schemas.microsoft.com/office/word/2018/wordml" xmlns:w16du="http://schemas.microsoft.com/office/word/2023/wordml/word16du" xmlns:w16sdtdh="http://schemas.microsoft.com/office/word/2020/wordml/sdtdatahash" xmlns:w16sdtfl="http://schemas.microsoft.com/office/word/2024/wordml/sdtformatlock" xmlns:w16se="http://schemas.microsoft.com/office/word/2015/wordml/symex" mc:Ignorable="w14 w15 w16se w16cid w16 w16cex w16sdtdh w16sdtfl w16du">
   <w:docDefaults>
     <w:rPrDefault>
       <w:rPr>
-        <w:rFonts w:ascii="Arial" w:hAnsi="Arial" w:eastAsia="Arial" w:cs="Arial"/>
+        <w:rFonts w:ascii="Arial" w:eastAsia="Arial" w:hAnsi="Arial" w:cs="Arial"/>
         <w:sz w:val="22"/>
         <w:szCs w:val="22"/>
         <w:lang w:val="pl" w:eastAsia="pl-PL" w:bidi="ar-SA"/>
@@ -756,14 +731,14 @@
   <w:latentStyles w:defLockedState="0" w:defUIPriority="99" w:defSemiHidden="0" w:defUnhideWhenUsed="0" w:defQFormat="0" w:count="376">
     <w:lsdException w:name="Normal" w:uiPriority="0" w:qFormat="1"/>
     <w:lsdException w:name="heading 1" w:uiPriority="9" w:qFormat="1"/>
-    <w:lsdException w:name="heading 2" w:uiPriority="9" w:semiHidden="1" w:unhideWhenUsed="1" w:qFormat="1"/>
-    <w:lsdException w:name="heading 3" w:uiPriority="9" w:semiHidden="1" w:unhideWhenUsed="1" w:qFormat="1"/>
-    <w:lsdException w:name="heading 4" w:uiPriority="9" w:semiHidden="1" w:unhideWhenUsed="1" w:qFormat="1"/>
-    <w:lsdException w:name="heading 5" w:uiPriority="9" w:semiHidden="1" w:unhideWhenUsed="1" w:qFormat="1"/>
-    <w:lsdException w:name="heading 6" w:uiPriority="9" w:semiHidden="1" w:unhideWhenUsed="1" w:qFormat="1"/>
-    <w:lsdException w:name="heading 7" w:uiPriority="9" w:semiHidden="1" w:unhideWhenUsed="1" w:qFormat="1"/>
-    <w:lsdException w:name="heading 8" w:uiPriority="9" w:semiHidden="1" w:unhideWhenUsed="1" w:qFormat="1"/>
-    <w:lsdException w:name="heading 9" w:uiPriority="9" w:semiHidden="1" w:unhideWhenUsed="1" w:qFormat="1"/>
+    <w:lsdException w:name="heading 2" w:semiHidden="1" w:uiPriority="9" w:unhideWhenUsed="1" w:qFormat="1"/>
+    <w:lsdException w:name="heading 3" w:semiHidden="1" w:uiPriority="9" w:unhideWhenUsed="1" w:qFormat="1"/>
+    <w:lsdException w:name="heading 4" w:semiHidden="1" w:uiPriority="9" w:unhideWhenUsed="1" w:qFormat="1"/>
+    <w:lsdException w:name="heading 5" w:semiHidden="1" w:uiPriority="9" w:unhideWhenUsed="1" w:qFormat="1"/>
+    <w:lsdException w:name="heading 6" w:semiHidden="1" w:uiPriority="9" w:unhideWhenUsed="1" w:qFormat="1"/>
+    <w:lsdException w:name="heading 7" w:semiHidden="1" w:uiPriority="9" w:unhideWhenUsed="1" w:qFormat="1"/>
+    <w:lsdException w:name="heading 8" w:semiHidden="1" w:uiPriority="9" w:unhideWhenUsed="1" w:qFormat="1"/>
+    <w:lsdException w:name="heading 9" w:semiHidden="1" w:uiPriority="9" w:unhideWhenUsed="1" w:qFormat="1"/>
     <w:lsdException w:name="index 1" w:semiHidden="1" w:unhideWhenUsed="1"/>
     <w:lsdException w:name="index 2" w:semiHidden="1" w:unhideWhenUsed="1"/>
     <w:lsdException w:name="index 3" w:semiHidden="1" w:unhideWhenUsed="1"/>
@@ -773,22 +748,22 @@
     <w:lsdException w:name="index 7" w:semiHidden="1" w:unhideWhenUsed="1"/>
     <w:lsdException w:name="index 8" w:semiHidden="1" w:unhideWhenUsed="1"/>
     <w:lsdException w:name="index 9" w:semiHidden="1" w:unhideWhenUsed="1"/>
-    <w:lsdException w:name="toc 1" w:uiPriority="39" w:semiHidden="1" w:unhideWhenUsed="1"/>
-    <w:lsdException w:name="toc 2" w:uiPriority="39" w:semiHidden="1" w:unhideWhenUsed="1"/>
-    <w:lsdException w:name="toc 3" w:uiPriority="39" w:semiHidden="1" w:unhideWhenUsed="1"/>
-    <w:lsdException w:name="toc 4" w:uiPriority="39" w:semiHidden="1" w:unhideWhenUsed="1"/>
-    <w:lsdException w:name="toc 5" w:uiPriority="39" w:semiHidden="1" w:unhideWhenUsed="1"/>
-    <w:lsdException w:name="toc 6" w:uiPriority="39" w:semiHidden="1" w:unhideWhenUsed="1"/>
-    <w:lsdException w:name="toc 7" w:uiPriority="39" w:semiHidden="1" w:unhideWhenUsed="1"/>
-    <w:lsdException w:name="toc 8" w:uiPriority="39" w:semiHidden="1" w:unhideWhenUsed="1"/>
-    <w:lsdException w:name="toc 9" w:uiPriority="39" w:semiHidden="1" w:unhideWhenUsed="1"/>
+    <w:lsdException w:name="toc 1" w:semiHidden="1" w:uiPriority="39" w:unhideWhenUsed="1"/>
+    <w:lsdException w:name="toc 2" w:semiHidden="1" w:uiPriority="39" w:unhideWhenUsed="1"/>
+    <w:lsdException w:name="toc 3" w:semiHidden="1" w:uiPriority="39" w:unhideWhenUsed="1"/>
+    <w:lsdException w:name="toc 4" w:semiHidden="1" w:uiPriority="39" w:unhideWhenUsed="1"/>
+    <w:lsdException w:name="toc 5" w:semiHidden="1" w:uiPriority="39" w:unhideWhenUsed="1"/>
+    <w:lsdException w:name="toc 6" w:semiHidden="1" w:uiPriority="39" w:unhideWhenUsed="1"/>
+    <w:lsdException w:name="toc 7" w:semiHidden="1" w:uiPriority="39" w:unhideWhenUsed="1"/>
+    <w:lsdException w:name="toc 8" w:semiHidden="1" w:uiPriority="39" w:unhideWhenUsed="1"/>
+    <w:lsdException w:name="toc 9" w:semiHidden="1" w:uiPriority="39" w:unhideWhenUsed="1"/>
     <w:lsdException w:name="Normal Indent" w:semiHidden="1" w:unhideWhenUsed="1"/>
     <w:lsdException w:name="footnote text" w:semiHidden="1" w:unhideWhenUsed="1"/>
     <w:lsdException w:name="annotation text" w:semiHidden="1" w:unhideWhenUsed="1"/>
     <w:lsdException w:name="header" w:semiHidden="1" w:unhideWhenUsed="1"/>
     <w:lsdException w:name="footer" w:semiHidden="1" w:unhideWhenUsed="1"/>
     <w:lsdException w:name="index heading" w:semiHidden="1" w:unhideWhenUsed="1"/>
-    <w:lsdException w:name="caption" w:uiPriority="35" w:semiHidden="1" w:unhideWhenUsed="1" w:qFormat="1"/>
+    <w:lsdException w:name="caption" w:semiHidden="1" w:uiPriority="35" w:unhideWhenUsed="1" w:qFormat="1"/>
     <w:lsdException w:name="table of figures" w:semiHidden="1" w:unhideWhenUsed="1"/>
     <w:lsdException w:name="envelope address" w:semiHidden="1" w:unhideWhenUsed="1"/>
     <w:lsdException w:name="envelope return" w:semiHidden="1" w:unhideWhenUsed="1"/>
@@ -819,7 +794,7 @@
     <w:lsdException w:name="Title" w:uiPriority="10" w:qFormat="1"/>
     <w:lsdException w:name="Closing" w:semiHidden="1" w:unhideWhenUsed="1"/>
     <w:lsdException w:name="Signature" w:semiHidden="1" w:unhideWhenUsed="1"/>
-    <w:lsdException w:name="Default Paragraph Font" w:uiPriority="1" w:semiHidden="1" w:unhideWhenUsed="1"/>
+    <w:lsdException w:name="Default Paragraph Font" w:semiHidden="1" w:uiPriority="1" w:unhideWhenUsed="1"/>
     <w:lsdException w:name="Body Text" w:semiHidden="1" w:unhideWhenUsed="1"/>
     <w:lsdException w:name="Body Text Indent" w:semiHidden="1" w:unhideWhenUsed="1"/>
     <w:lsdException w:name="List Continue" w:semiHidden="1" w:unhideWhenUsed="1"/>
@@ -1019,8 +994,8 @@
     <w:lsdException w:name="Subtle Reference" w:uiPriority="31" w:qFormat="1"/>
     <w:lsdException w:name="Intense Reference" w:uiPriority="32" w:qFormat="1"/>
     <w:lsdException w:name="Book Title" w:uiPriority="33" w:qFormat="1"/>
-    <w:lsdException w:name="Bibliography" w:uiPriority="37" w:semiHidden="1" w:unhideWhenUsed="1"/>
-    <w:lsdException w:name="TOC Heading" w:uiPriority="39" w:semiHidden="1" w:unhideWhenUsed="1" w:qFormat="1"/>
+    <w:lsdException w:name="Bibliography" w:semiHidden="1" w:uiPriority="37" w:unhideWhenUsed="1"/>
+    <w:lsdException w:name="TOC Heading" w:semiHidden="1" w:uiPriority="39" w:unhideWhenUsed="1" w:qFormat="1"/>
     <w:lsdException w:name="Plain Table 1" w:uiPriority="41"/>
     <w:lsdException w:name="Plain Table 2" w:uiPriority="42"/>
     <w:lsdException w:name="Plain Table 3" w:uiPriority="43"/>
@@ -1131,7 +1106,7 @@
     <w:lsdException w:name="Unresolved Mention" w:semiHidden="1" w:unhideWhenUsed="1"/>
     <w:lsdException w:name="Smart Link" w:semiHidden="1" w:unhideWhenUsed="1"/>
   </w:latentStyles>
-  <w:style w:type="paragraph" w:styleId="Normalny" w:default="1">
+  <w:style w:type="paragraph" w:default="1" w:styleId="Normalny">
     <w:name w:val="Normal"/>
     <w:qFormat/>
   </w:style>
@@ -1248,13 +1223,13 @@
       <w:color w:val="666666"/>
     </w:rPr>
   </w:style>
-  <w:style w:type="character" w:styleId="Domylnaczcionkaakapitu" w:default="1">
+  <w:style w:type="character" w:default="1" w:styleId="Domylnaczcionkaakapitu">
     <w:name w:val="Default Paragraph Font"/>
     <w:uiPriority w:val="1"/>
     <w:semiHidden/>
     <w:unhideWhenUsed/>
   </w:style>
-  <w:style w:type="table" w:styleId="Standardowy" w:default="1">
+  <w:style w:type="table" w:default="1" w:styleId="Standardowy">
     <w:name w:val="Normal Table"/>
     <w:uiPriority w:val="99"/>
     <w:semiHidden/>
@@ -1269,13 +1244,13 @@
       </w:tblCellMar>
     </w:tblPr>
   </w:style>
-  <w:style w:type="numbering" w:styleId="Bezlisty" w:default="1">
+  <w:style w:type="numbering" w:default="1" w:styleId="Bezlisty">
     <w:name w:val="No List"/>
     <w:uiPriority w:val="99"/>
     <w:semiHidden/>
     <w:unhideWhenUsed/>
   </w:style>
-  <w:style w:type="table" w:styleId="TableNormal" w:customStyle="1">
+  <w:style w:type="table" w:customStyle="1" w:styleId="NormalTable0">
     <w:name w:val="Normal Table0"/>
     <w:tblPr>
       <w:tblCellMar>
@@ -1872,15 +1847,6 @@
 </file>
 
 <file path=customXml/item2.xml><?xml version="1.0" encoding="utf-8"?>
-<?mso-contentType ?>
-<FormTemplates xmlns="http://schemas.microsoft.com/sharepoint/v3/contenttype/forms">
-  <Display>DocumentLibraryForm</Display>
-  <Edit>DocumentLibraryForm</Edit>
-  <New>DocumentLibraryForm</New>
-</FormTemplates>
-</file>
-
-<file path=customXml/item3.xml><?xml version="1.0" encoding="utf-8"?>
 <p:properties xmlns:p="http://schemas.microsoft.com/office/2006/metadata/properties" xmlns:xsi="http://www.w3.org/2001/XMLSchema-instance" xmlns:pc="http://schemas.microsoft.com/office/infopath/2007/PartnerControls">
   <documentManagement>
     <lcf76f155ced4ddcb4097134ff3c332f xmlns="fcfb519e-311c-4884-b12b-a6144c2cfacb">
@@ -1891,14 +1857,49 @@
 </p:properties>
 </file>
 
+<file path=customXml/item3.xml><?xml version="1.0" encoding="utf-8"?>
+<?mso-contentType ?>
+<FormTemplates xmlns="http://schemas.microsoft.com/sharepoint/v3/contenttype/forms">
+  <Display>DocumentLibraryForm</Display>
+  <Edit>DocumentLibraryForm</Edit>
+  <New>DocumentLibraryForm</New>
+</FormTemplates>
+</file>
+
 <file path=customXml/itemProps1.xml><?xml version="1.0" encoding="utf-8"?>
-<ds:datastoreItem xmlns:ds="http://schemas.openxmlformats.org/officeDocument/2006/customXml" ds:itemID="{E79CA0BF-A15F-4004-8157-DE6E4A756D0F}"/>
+<ds:datastoreItem xmlns:ds="http://schemas.openxmlformats.org/officeDocument/2006/customXml" ds:itemID="{E79CA0BF-A15F-4004-8157-DE6E4A756D0F}">
+  <ds:schemaRefs>
+    <ds:schemaRef ds:uri="http://schemas.microsoft.com/office/2006/metadata/contentType"/>
+    <ds:schemaRef ds:uri="http://schemas.microsoft.com/office/2006/metadata/properties/metaAttributes"/>
+    <ds:schemaRef ds:uri="http://www.w3.org/2001/XMLSchema"/>
+    <ds:schemaRef ds:uri="http://schemas.microsoft.com/office/2006/metadata/properties"/>
+    <ds:schemaRef ds:uri="fcfb519e-311c-4884-b12b-a6144c2cfacb"/>
+    <ds:schemaRef ds:uri="6b24c14d-2b35-40c6-8065-f0689a310bbd"/>
+    <ds:schemaRef ds:uri="http://schemas.microsoft.com/office/2006/documentManagement/types"/>
+    <ds:schemaRef ds:uri="http://schemas.microsoft.com/office/infopath/2007/PartnerControls"/>
+    <ds:schemaRef ds:uri="http://schemas.openxmlformats.org/package/2006/metadata/core-properties"/>
+    <ds:schemaRef ds:uri="http://purl.org/dc/elements/1.1/"/>
+    <ds:schemaRef ds:uri="http://purl.org/dc/terms/"/>
+    <ds:schemaRef ds:uri="http://schemas.microsoft.com/internal/obd"/>
+  </ds:schemaRefs>
+</ds:datastoreItem>
 </file>
 
 <file path=customXml/itemProps2.xml><?xml version="1.0" encoding="utf-8"?>
-<ds:datastoreItem xmlns:ds="http://schemas.openxmlformats.org/officeDocument/2006/customXml" ds:itemID="{2390ABE9-A390-4609-94DA-6E56A656654C}"/>
+<ds:datastoreItem xmlns:ds="http://schemas.openxmlformats.org/officeDocument/2006/customXml" ds:itemID="{546DAA47-AF31-42ED-A82F-F2B2A93DDBF4}">
+  <ds:schemaRefs>
+    <ds:schemaRef ds:uri="http://schemas.microsoft.com/office/2006/metadata/properties"/>
+    <ds:schemaRef ds:uri="http://schemas.microsoft.com/office/infopath/2007/PartnerControls"/>
+    <ds:schemaRef ds:uri="fcfb519e-311c-4884-b12b-a6144c2cfacb"/>
+    <ds:schemaRef ds:uri="6b24c14d-2b35-40c6-8065-f0689a310bbd"/>
+  </ds:schemaRefs>
+</ds:datastoreItem>
 </file>
 
 <file path=customXml/itemProps3.xml><?xml version="1.0" encoding="utf-8"?>
-<ds:datastoreItem xmlns:ds="http://schemas.openxmlformats.org/officeDocument/2006/customXml" ds:itemID="{546DAA47-AF31-42ED-A82F-F2B2A93DDBF4}"/>
+<ds:datastoreItem xmlns:ds="http://schemas.openxmlformats.org/officeDocument/2006/customXml" ds:itemID="{2390ABE9-A390-4609-94DA-6E56A656654C}">
+  <ds:schemaRefs>
+    <ds:schemaRef ds:uri="http://schemas.microsoft.com/sharepoint/v3/contenttype/forms"/>
+  </ds:schemaRefs>
+</ds:datastoreItem>
 </file>